--- a/docs/Full_Manuscript.docx
+++ b/docs/Full_Manuscript.docx
@@ -51,7 +51,7 @@
           <w:sz w:val="24"/>
           <w:szCs w:val="24"/>
         </w:rPr>
-        <w:t xml:space="preserve">Makinde Ayomide Daniel (2023/12127), Sanni Samiat Ajoke, Sodamade Ismail, Nweze Sharon, Shittu Qais Ayomide</w:t>
+        <w:t>Makinde Ayomide Daniel (2023/12127), Sanni Samiat Ajoke (2023/12454), Sodamade Ismail (2023/12228), Nweze Sharon Adaeze (2023/12602), Shittu Qais Ayomide (2023/12688)</w:t>
       </w:r>
     </w:p>
     <w:p>
@@ -3836,7 +3836,7 @@
                 <w:sz w:val="24"/>
                 <w:szCs w:val="24"/>
               </w:rPr>
-              <w:t xml:space="preserve">Sanni Samiat Ajoke</w:t>
+              <w:t>Sanni Samiat Ajoke (2023/12454)</w:t>
             </w:r>
           </w:p>
         </w:tc>
@@ -3904,7 +3904,7 @@
                 <w:sz w:val="24"/>
                 <w:szCs w:val="24"/>
               </w:rPr>
-              <w:t xml:space="preserve">Sodamade Ismail</w:t>
+              <w:t>Sodamade Ismail (2023/12228)</w:t>
             </w:r>
           </w:p>
         </w:tc>
@@ -3972,7 +3972,7 @@
                 <w:sz w:val="24"/>
                 <w:szCs w:val="24"/>
               </w:rPr>
-              <w:t xml:space="preserve">Nweze Sharon</w:t>
+              <w:t>Nweze Sharon Adaeze (2023/12602)</w:t>
             </w:r>
           </w:p>
         </w:tc>
@@ -4040,7 +4040,7 @@
                 <w:sz w:val="24"/>
                 <w:szCs w:val="24"/>
               </w:rPr>
-              <w:t xml:space="preserve">Shittu Qais Ayomide</w:t>
+              <w:t>Shittu Qais Ayomide (2023/12688)</w:t>
             </w:r>
           </w:p>
         </w:tc>
